--- a/var/templates_docx/E-203.docx
+++ b/var/templates_docx/E-203.docx
@@ -3366,6 +3366,276 @@
     </w:p>
     <w:bookmarkEnd w:id="37"/>
     <w:bookmarkEnd w:id="38"/>
+    <w:p/>
+    <w:p>
+      <w:r>
+        <w:rPr>
+          <w:b/>
+          <w:color w:val="0B1F3A"/>
+          <w:sz w:val="24"/>
+        </w:rPr>
+        <w:t>APROBACIONES Y FIRMAS</w:t>
+      </w:r>
+    </w:p>
+    <w:p>
+      <w:r>
+        <w:rPr>
+          <w:b w:val="0"/>
+          <w:color w:val="0B1F3A"/>
+          <w:sz w:val="20"/>
+        </w:rPr>
+        <w:t>El presente documento se aprueba mediante las firmas de los intervinientes que se relacionan a continuación. Cuando la firma se realiza digitalmente a través del portal del proyecto, el hash SHA-256 y el código QR de verificación se consignan bajo el nombre del firmante.</w:t>
+      </w:r>
+    </w:p>
+    <w:tbl>
+      <w:tblPr>
+        <w:tblW w:type="auto" w:w="0"/>
+        <w:jc w:val="center"/>
+        <w:tblLook w:firstColumn="1" w:firstRow="1" w:lastColumn="0" w:lastRow="0" w:noHBand="0" w:noVBand="1" w:val="04A0"/>
+      </w:tblPr>
+      <w:tblGrid>
+        <w:gridCol w:w="4680"/>
+        <w:gridCol w:w="4680"/>
+      </w:tblGrid>
+      <w:tr>
+        <w:tc>
+          <w:tcPr>
+            <w:tcW w:type="dxa" w:w="4680"/>
+          </w:tcPr>
+          <w:p>
+            <w:pPr>
+              <w:jc w:val="center"/>
+            </w:pPr>
+            <w:r>
+              <w:rPr>
+                <w:b/>
+                <w:color w:val="0B1F3A"/>
+                <w:sz w:val="20"/>
+              </w:rPr>
+              <w:t>ELABORADO POR</w:t>
+            </w:r>
+          </w:p>
+        </w:tc>
+        <w:tc>
+          <w:tcPr>
+            <w:tcW w:type="dxa" w:w="4680"/>
+          </w:tcPr>
+          <w:p>
+            <w:pPr>
+              <w:jc w:val="center"/>
+            </w:pPr>
+            <w:r>
+              <w:rPr>
+                <w:b/>
+                <w:color w:val="0B1F3A"/>
+                <w:sz w:val="20"/>
+              </w:rPr>
+              <w:t>APROBADO POR</w:t>
+            </w:r>
+          </w:p>
+        </w:tc>
+      </w:tr>
+      <w:tr>
+        <w:tc>
+          <w:tcPr>
+            <w:tcW w:type="dxa" w:w="4680"/>
+          </w:tcPr>
+          <w:p>
+            <w:r>
+              <w:rPr>
+                <w:b/>
+                <w:color w:val="6B7280"/>
+                <w:sz w:val="18"/>
+              </w:rPr>
+              <w:t xml:space="preserve">Nombre: </w:t>
+            </w:r>
+            <w:r>
+              <w:rPr>
+                <w:b w:val="0"/>
+                <w:color w:val="0B1F3A"/>
+                <w:sz w:val="20"/>
+              </w:rPr>
+              <w:t>{{ firmas.elaborado.nombre }}</w:t>
+            </w:r>
+          </w:p>
+        </w:tc>
+        <w:tc>
+          <w:tcPr>
+            <w:tcW w:type="dxa" w:w="4680"/>
+          </w:tcPr>
+          <w:p>
+            <w:r>
+              <w:rPr>
+                <w:b/>
+                <w:color w:val="6B7280"/>
+                <w:sz w:val="18"/>
+              </w:rPr>
+              <w:t xml:space="preserve">Nombre: </w:t>
+            </w:r>
+            <w:r>
+              <w:rPr>
+                <w:b w:val="0"/>
+                <w:color w:val="0B1F3A"/>
+                <w:sz w:val="20"/>
+              </w:rPr>
+              <w:t>{{ firmas.revisado.nombre }}</w:t>
+            </w:r>
+          </w:p>
+        </w:tc>
+      </w:tr>
+      <w:tr>
+        <w:tc>
+          <w:tcPr>
+            <w:tcW w:type="dxa" w:w="4680"/>
+          </w:tcPr>
+          <w:p>
+            <w:r>
+              <w:rPr>
+                <w:b/>
+                <w:color w:val="6B7280"/>
+                <w:sz w:val="18"/>
+              </w:rPr>
+              <w:t xml:space="preserve">Cargo: </w:t>
+            </w:r>
+            <w:r>
+              <w:rPr>
+                <w:b w:val="0"/>
+                <w:color w:val="0B1F3A"/>
+                <w:sz w:val="20"/>
+              </w:rPr>
+              <w:t>{{ firmas.elaborado.cargo }}</w:t>
+            </w:r>
+          </w:p>
+        </w:tc>
+        <w:tc>
+          <w:tcPr>
+            <w:tcW w:type="dxa" w:w="4680"/>
+          </w:tcPr>
+          <w:p>
+            <w:r>
+              <w:rPr>
+                <w:b/>
+                <w:color w:val="6B7280"/>
+                <w:sz w:val="18"/>
+              </w:rPr>
+              <w:t xml:space="preserve">Cargo: </w:t>
+            </w:r>
+            <w:r>
+              <w:rPr>
+                <w:b w:val="0"/>
+                <w:color w:val="0B1F3A"/>
+                <w:sz w:val="20"/>
+              </w:rPr>
+              <w:t>{{ firmas.revisado.cargo }}</w:t>
+            </w:r>
+          </w:p>
+        </w:tc>
+      </w:tr>
+      <w:tr>
+        <w:tc>
+          <w:tcPr>
+            <w:tcW w:type="dxa" w:w="4680"/>
+          </w:tcPr>
+          <w:p>
+            <w:r>
+              <w:rPr>
+                <w:b/>
+                <w:color w:val="6B7280"/>
+                <w:sz w:val="18"/>
+              </w:rPr>
+              <w:t xml:space="preserve">Fecha: </w:t>
+            </w:r>
+            <w:r>
+              <w:rPr>
+                <w:b w:val="0"/>
+                <w:color w:val="0B1F3A"/>
+                <w:sz w:val="20"/>
+              </w:rPr>
+              <w:t>{{ firmas.elaborado.fecha }}</w:t>
+            </w:r>
+          </w:p>
+        </w:tc>
+        <w:tc>
+          <w:tcPr>
+            <w:tcW w:type="dxa" w:w="4680"/>
+          </w:tcPr>
+          <w:p>
+            <w:r>
+              <w:rPr>
+                <w:b/>
+                <w:color w:val="6B7280"/>
+                <w:sz w:val="18"/>
+              </w:rPr>
+              <w:t xml:space="preserve">Fecha: </w:t>
+            </w:r>
+            <w:r>
+              <w:rPr>
+                <w:b w:val="0"/>
+                <w:color w:val="0B1F3A"/>
+                <w:sz w:val="20"/>
+              </w:rPr>
+              <w:t>{{ firmas.revisado.fecha }}</w:t>
+            </w:r>
+          </w:p>
+        </w:tc>
+      </w:tr>
+      <w:tr>
+        <w:tc>
+          <w:tcPr>
+            <w:tcW w:type="dxa" w:w="4680"/>
+          </w:tcPr>
+          <w:p>
+            <w:r>
+              <w:rPr>
+                <w:b/>
+                <w:color w:val="6B7280"/>
+                <w:sz w:val="18"/>
+              </w:rPr>
+              <w:t xml:space="preserve">Firma: </w:t>
+            </w:r>
+            <w:r>
+              <w:rPr>
+                <w:b w:val="0"/>
+                <w:color w:val="0B1F3A"/>
+                <w:sz w:val="20"/>
+              </w:rPr>
+              <w:t>{{ firmas.elaborado.firma_marca }}</w:t>
+            </w:r>
+          </w:p>
+        </w:tc>
+        <w:tc>
+          <w:tcPr>
+            <w:tcW w:type="dxa" w:w="4680"/>
+          </w:tcPr>
+          <w:p>
+            <w:r>
+              <w:rPr>
+                <w:b/>
+                <w:color w:val="6B7280"/>
+                <w:sz w:val="18"/>
+              </w:rPr>
+              <w:t xml:space="preserve">Firma: </w:t>
+            </w:r>
+            <w:r>
+              <w:rPr>
+                <w:b w:val="0"/>
+                <w:color w:val="0B1F3A"/>
+                <w:sz w:val="20"/>
+              </w:rPr>
+              <w:t>{{ firmas.revisado.firma_marca }}</w:t>
+            </w:r>
+          </w:p>
+        </w:tc>
+      </w:tr>
+    </w:tbl>
+    <w:p>
+      <w:r>
+        <w:rPr>
+          <w:sz w:val="2"/>
+        </w:rPr>
+        <w:t>&lt;!--FX_SIG_V2--&gt;</w:t>
+      </w:r>
+    </w:p>
     <w:sectPr>
       <w:headerReference w:type="default" r:id="rId9"/>
       <w:footerReference w:type="default" r:id="rId10"/>
@@ -3553,7 +3823,7 @@
               <w:color w:val="6B7280"/>
               <w:sz w:val="18"/>
             </w:rPr>
-            <w:t>E-203 · Documento E-203</w:t>
+            <w:t>E-203 · PROCEDIMIENTO DE GESTIÓN DE CAMBIOS</w:t>
             <w:br/>
             <w:t>versión {{ proyecto.version_actual }}</w:t>
           </w:r>

--- a/var/templates_docx/E-203.docx
+++ b/var/templates_docx/E-203.docx
@@ -2,7 +2,7 @@
 <file path=word/document.xml><?xml version="1.0" encoding="utf-8"?>
 <w:document xmlns:w="http://schemas.openxmlformats.org/wordprocessingml/2006/main" xmlns:m="http://schemas.openxmlformats.org/officeDocument/2006/math" xmlns:r="http://schemas.openxmlformats.org/officeDocument/2006/relationships" xmlns:o="urn:schemas-microsoft-com:office:office" xmlns:v="urn:schemas-microsoft-com:vml" xmlns:w10="urn:schemas-microsoft-com:office:word" xmlns:a="http://schemas.openxmlformats.org/drawingml/2006/main" xmlns:pic="http://schemas.openxmlformats.org/drawingml/2006/picture" xmlns:wp="http://schemas.openxmlformats.org/drawingml/2006/wordprocessingDrawing">
   <w:body>
-    <w:bookmarkStart w:id="38" w:name="X3f70f7d8f7c7d892cf2e00f9f8fb7585d28eb78"/>
+    <w:bookmarkStart w:id="38" w:name="X4d91682060502a991c34e55122be14e79de4000"/>
     <w:p>
       <w:pPr>
         <w:pStyle w:val="Heading1"/>
@@ -20,7 +20,7 @@
           <w:bCs/>
           <w:b/>
         </w:rPr>
-        <w:t xml:space="preserve">Documento {{ proyecto.codigo_documento_base }}-206 — Versión {{ proyecto.version_actual }}</w:t>
+        <w:t xml:space="preserve">Documento {{ proyecto.codigo_documento_base }}-203 — Versión {{ proyecto.version_actual }}</w:t>
       </w:r>
     </w:p>
     <w:p>
@@ -30,7 +30,7 @@
         </w:pict>
       </w:r>
     </w:p>
-    <w:bookmarkStart w:id="20" w:name="objeto"/>
+    <w:bookmarkStart w:id="20" w:name="X9895ad7d6233bb46f1f1ab0c9c1393c5bec2388"/>
     <w:p>
       <w:pPr>
         <w:pStyle w:val="Heading2"/>
@@ -64,7 +64,7 @@
       </w:r>
     </w:p>
     <w:bookmarkEnd w:id="20"/>
-    <w:bookmarkStart w:id="21" w:name="alcance"/>
+    <w:bookmarkStart w:id="21" w:name="X8c49890cab2394ad6fc610767a1938515fcd0ca"/>
     <w:p>
       <w:pPr>
         <w:pStyle w:val="Heading2"/>
@@ -83,79 +83,45 @@
     </w:p>
     <w:p>
       <w:pPr>
-        <w:numPr>
-          <w:ilvl w:val="0"/>
-          <w:numId w:val="1001"/>
-        </w:numPr>
-        <w:pStyle w:val="Compact"/>
-      </w:pPr>
-      <w:r>
-        <w:t xml:space="preserve">Hardware y software de los sistemas productivos.</w:t>
-      </w:r>
-    </w:p>
-    <w:p>
-      <w:pPr>
-        <w:numPr>
-          <w:ilvl w:val="0"/>
-          <w:numId w:val="1001"/>
-        </w:numPr>
-        <w:pStyle w:val="Compact"/>
-      </w:pPr>
-      <w:r>
-        <w:t xml:space="preserve">Configuraciones de seguridad de cualquier elemento del sistema.</w:t>
-      </w:r>
-    </w:p>
-    <w:p>
-      <w:pPr>
-        <w:numPr>
-          <w:ilvl w:val="0"/>
-          <w:numId w:val="1001"/>
-        </w:numPr>
-        <w:pStyle w:val="Compact"/>
-      </w:pPr>
-      <w:r>
-        <w:t xml:space="preserve">Arquitectura de red, reglas de cortafuegos y políticas de enrutamiento.</w:t>
-      </w:r>
-    </w:p>
-    <w:p>
-      <w:pPr>
-        <w:numPr>
-          <w:ilvl w:val="0"/>
-          <w:numId w:val="1001"/>
-        </w:numPr>
-        <w:pStyle w:val="Compact"/>
-      </w:pPr>
-      <w:r>
-        <w:t xml:space="preserve">Aplicaciones, librerías, dependencias y servicios externos integrados.</w:t>
-      </w:r>
-    </w:p>
-    <w:p>
-      <w:pPr>
-        <w:numPr>
-          <w:ilvl w:val="0"/>
-          <w:numId w:val="1001"/>
-        </w:numPr>
-        <w:pStyle w:val="Compact"/>
-      </w:pPr>
-      <w:r>
-        <w:t xml:space="preserve">Procedimientos operativos, normas internas y políticas del SGSI.</w:t>
-      </w:r>
-    </w:p>
-    <w:p>
-      <w:pPr>
-        <w:numPr>
-          <w:ilvl w:val="0"/>
-          <w:numId w:val="1001"/>
-        </w:numPr>
-        <w:pStyle w:val="Compact"/>
-      </w:pPr>
-      <w:r>
-        <w:t xml:space="preserve">Estructura organizativa relacionada con la operación del sistema.</w:t>
-      </w:r>
-    </w:p>
-    <w:p>
-      <w:pPr>
-        <w:pStyle w:val="FirstParagraph"/>
+        <w:pStyle w:val="BodyText"/>
+      </w:pPr>
+      <w:r>
+        <w:t xml:space="preserve">a) Hardware y software de los sistemas productivos.</w:t>
+      </w:r>
+      <w:r>
+        <w:t xml:space="preserve"> </w:t>
+      </w:r>
+      <w:r>
+        <w:t xml:space="preserve">b) Configuraciones de seguridad de cualquier elemento del sistema.</w:t>
+      </w:r>
+      <w:r>
+        <w:t xml:space="preserve"> </w:t>
+      </w:r>
+      <w:r>
+        <w:t xml:space="preserve">c) Arquitectura de red, reglas de cortafuegos y políticas de enrutamiento.</w:t>
+      </w:r>
+      <w:r>
+        <w:t xml:space="preserve"> </w:t>
+      </w:r>
+      <w:r>
+        <w:t xml:space="preserve">d) Aplicaciones, librerías, dependencias y servicios externos integrados.</w:t>
+      </w:r>
+      <w:r>
+        <w:t xml:space="preserve"> </w:t>
+      </w:r>
+      <w:r>
+        <w:t xml:space="preserve">e) Procedimientos operativos, normas internas y políticas del SGSI.</w:t>
+      </w:r>
+      <w:r>
+        <w:t xml:space="preserve"> </w:t>
+      </w:r>
+      <w:r>
+        <w:t xml:space="preserve">f) Estructura organizativa relacionada con la operación del sistema.</w:t>
+      </w:r>
+    </w:p>
+    <w:p>
+      <w:pPr>
+        <w:pStyle w:val="BodyText"/>
       </w:pPr>
       <w:r>
         <w:t xml:space="preserve">Quedan</w:t>
@@ -178,7 +144,7 @@
       </w:r>
     </w:p>
     <w:bookmarkEnd w:id="21"/>
-    <w:bookmarkStart w:id="22" w:name="definiciones-operativas"/>
+    <w:bookmarkStart w:id="22" w:name="X9d0655162218307a59102430e776259ca828ae2"/>
     <w:p>
       <w:pPr>
         <w:pStyle w:val="Heading2"/>
@@ -189,11 +155,14 @@
     </w:p>
     <w:p>
       <w:pPr>
-        <w:numPr>
-          <w:ilvl w:val="0"/>
-          <w:numId w:val="1002"/>
-        </w:numPr>
-      </w:pPr>
+        <w:pStyle w:val="FirstParagraph"/>
+      </w:pPr>
+      <w:r>
+        <w:t xml:space="preserve">a)</w:t>
+      </w:r>
+      <w:r>
+        <w:t xml:space="preserve"> </w:t>
+      </w:r>
       <w:r>
         <w:rPr>
           <w:bCs/>
@@ -210,11 +179,14 @@
     </w:p>
     <w:p>
       <w:pPr>
-        <w:numPr>
-          <w:ilvl w:val="0"/>
-          <w:numId w:val="1002"/>
-        </w:numPr>
-      </w:pPr>
+        <w:pStyle w:val="BodyText"/>
+      </w:pPr>
+      <w:r>
+        <w:t xml:space="preserve">b)</w:t>
+      </w:r>
+      <w:r>
+        <w:t xml:space="preserve"> </w:t>
+      </w:r>
       <w:r>
         <w:rPr>
           <w:bCs/>
@@ -231,11 +203,14 @@
     </w:p>
     <w:p>
       <w:pPr>
-        <w:numPr>
-          <w:ilvl w:val="0"/>
-          <w:numId w:val="1002"/>
-        </w:numPr>
-      </w:pPr>
+        <w:pStyle w:val="BodyText"/>
+      </w:pPr>
+      <w:r>
+        <w:t xml:space="preserve">c)</w:t>
+      </w:r>
+      <w:r>
+        <w:t xml:space="preserve"> </w:t>
+      </w:r>
       <w:r>
         <w:rPr>
           <w:bCs/>
@@ -252,11 +227,14 @@
     </w:p>
     <w:p>
       <w:pPr>
-        <w:numPr>
-          <w:ilvl w:val="0"/>
-          <w:numId w:val="1002"/>
-        </w:numPr>
-      </w:pPr>
+        <w:pStyle w:val="BodyText"/>
+      </w:pPr>
+      <w:r>
+        <w:t xml:space="preserve">d)</w:t>
+      </w:r>
+      <w:r>
+        <w:t xml:space="preserve"> </w:t>
+      </w:r>
       <w:r>
         <w:rPr>
           <w:bCs/>
@@ -272,7 +250,7 @@
       </w:r>
     </w:p>
     <w:bookmarkEnd w:id="22"/>
-    <w:bookmarkStart w:id="23" w:name="clasificación-de-los-cambios-por-impacto"/>
+    <w:bookmarkStart w:id="23" w:name="Xe5c42cb9f5769488b24b28d1178bedae56069d9"/>
     <w:p>
       <w:pPr>
         <w:pStyle w:val="Heading2"/>
@@ -284,7 +262,7 @@
     <w:tbl>
       <w:tblPr>
         <w:tblStyle w:val="Table"/>
-        <w:tblW w:type="pct" w:w="5000"/>
+        <w:tblW w:type="auto" w:w="0"/>
         <w:tblLook w:firstRow="1" w:lastRow="0" w:firstColumn="0" w:lastColumn="0" w:noHBand="0" w:noVBand="0" w:val="0020"/>
         <w:jc w:val="start"/>
       </w:tblPr>
@@ -546,7 +524,7 @@
       </w:tr>
     </w:tbl>
     <w:bookmarkEnd w:id="23"/>
-    <w:bookmarkStart w:id="24" w:name="responsabilidades-matriz-raci"/>
+    <w:bookmarkStart w:id="24" w:name="X2a114393e9daef7001576bafffa41844ee34967"/>
     <w:p>
       <w:pPr>
         <w:pStyle w:val="Heading2"/>
@@ -558,7 +536,7 @@
     <w:tbl>
       <w:tblPr>
         <w:tblStyle w:val="Table"/>
-        <w:tblW w:type="pct" w:w="5000"/>
+        <w:tblW w:type="auto" w:w="0"/>
         <w:tblLook w:firstRow="1" w:lastRow="0" w:firstColumn="0" w:lastColumn="0" w:noHBand="0" w:noVBand="0" w:val="0020"/>
         <w:jc w:val="start"/>
       </w:tblPr>
@@ -1429,7 +1407,7 @@
       </w:tr>
     </w:tbl>
     <w:bookmarkEnd w:id="24"/>
-    <w:bookmarkStart w:id="25" w:name="catálogo-de-cambios-estándar"/>
+    <w:bookmarkStart w:id="25" w:name="Xd73a37a311b96e3687c67f82f7843c9298742a4"/>
     <w:p>
       <w:pPr>
         <w:pStyle w:val="Heading2"/>
@@ -1464,6 +1442,333 @@
     </w:p>
     <w:p>
       <w:pPr>
+        <w:pStyle w:val="BodyText"/>
+      </w:pPr>
+      <w:r>
+        <w:t xml:space="preserve">a) Identificador único del cambio estándar.</w:t>
+      </w:r>
+      <w:r>
+        <w:t xml:space="preserve"> </w:t>
+      </w:r>
+      <w:r>
+        <w:t xml:space="preserve">b) Descripción detallada.</w:t>
+      </w:r>
+      <w:r>
+        <w:t xml:space="preserve"> </w:t>
+      </w:r>
+      <w:r>
+        <w:t xml:space="preserve">c) Sistemas afectados.</w:t>
+      </w:r>
+      <w:r>
+        <w:t xml:space="preserve"> </w:t>
+      </w:r>
+      <w:r>
+        <w:t xml:space="preserve">d) Procedimiento de ejecución.</w:t>
+      </w:r>
+      <w:r>
+        <w:t xml:space="preserve"> </w:t>
+      </w:r>
+      <w:r>
+        <w:t xml:space="preserve">e) Criterios de éxito y rollback.</w:t>
+      </w:r>
+      <w:r>
+        <w:t xml:space="preserve"> </w:t>
+      </w:r>
+      <w:r>
+        <w:t xml:space="preserve">f) Persona o rol autorizado para ejecutarlo.</w:t>
+      </w:r>
+      <w:r>
+        <w:t xml:space="preserve"> </w:t>
+      </w:r>
+      <w:r>
+        <w:t xml:space="preserve">g) Periodicidad de revisión del catálogo.</w:t>
+      </w:r>
+    </w:p>
+    <w:p>
+      <w:pPr>
+        <w:pStyle w:val="BodyText"/>
+      </w:pPr>
+      <w:r>
+        <w:rPr>
+          <w:bCs/>
+          <w:b/>
+        </w:rPr>
+        <w:t xml:space="preserve">Ejemplos de cambios estándar habituales:</w:t>
+      </w:r>
+    </w:p>
+    <w:p>
+      <w:pPr>
+        <w:numPr>
+          <w:ilvl w:val="0"/>
+          <w:numId w:val="1001"/>
+        </w:numPr>
+        <w:pStyle w:val="Compact"/>
+      </w:pPr>
+      <w:r>
+        <w:t xml:space="preserve">Aplicación de actualizaciones rutinarias del sistema operativo en estaciones de trabajo (no servidores).</w:t>
+      </w:r>
+    </w:p>
+    <w:p>
+      <w:pPr>
+        <w:numPr>
+          <w:ilvl w:val="0"/>
+          <w:numId w:val="1001"/>
+        </w:numPr>
+        <w:pStyle w:val="Compact"/>
+      </w:pPr>
+      <w:r>
+        <w:t xml:space="preserve">Reinicio programado de servicios para liberación de recursos.</w:t>
+      </w:r>
+    </w:p>
+    <w:p>
+      <w:pPr>
+        <w:numPr>
+          <w:ilvl w:val="0"/>
+          <w:numId w:val="1001"/>
+        </w:numPr>
+        <w:pStyle w:val="Compact"/>
+      </w:pPr>
+      <w:r>
+        <w:t xml:space="preserve">Reintegración de backups verificados.</w:t>
+      </w:r>
+    </w:p>
+    <w:p>
+      <w:pPr>
+        <w:numPr>
+          <w:ilvl w:val="0"/>
+          <w:numId w:val="1001"/>
+        </w:numPr>
+        <w:pStyle w:val="Compact"/>
+      </w:pPr>
+      <w:r>
+        <w:t xml:space="preserve">Renovación rutinaria de certificados antes de su expiración.</w:t>
+      </w:r>
+    </w:p>
+    <w:p>
+      <w:pPr>
+        <w:numPr>
+          <w:ilvl w:val="0"/>
+          <w:numId w:val="1001"/>
+        </w:numPr>
+        <w:pStyle w:val="Compact"/>
+      </w:pPr>
+      <w:r>
+        <w:t xml:space="preserve">Altas y bajas de usuario gestionadas conforme al procedimiento {{ proyecto.codigo_documento_base }}-231.</w:t>
+      </w:r>
+    </w:p>
+    <w:p>
+      <w:pPr>
+        <w:pStyle w:val="FirstParagraph"/>
+      </w:pPr>
+      <w:r>
+        <w:t xml:space="preserve">El catálogo se revisa</w:t>
+      </w:r>
+      <w:r>
+        <w:t xml:space="preserve"> </w:t>
+      </w:r>
+      <w:r>
+        <w:rPr>
+          <w:bCs/>
+          <w:b/>
+        </w:rPr>
+        <w:t xml:space="preserve">anualmente</w:t>
+      </w:r>
+      <w:r>
+        <w:t xml:space="preserve"> </w:t>
+      </w:r>
+      <w:r>
+        <w:t xml:space="preserve">por el Responsable de la Seguridad.</w:t>
+      </w:r>
+    </w:p>
+    <w:bookmarkEnd w:id="25"/>
+    <w:bookmarkStart w:id="33" w:name="Xc160d5884109fb3a7d3c636da40019791385dcd"/>
+    <w:p>
+      <w:pPr>
+        <w:pStyle w:val="Heading2"/>
+      </w:pPr>
+      <w:r>
+        <w:t xml:space="preserve">7. FLUJO DE GESTIÓN — CAMBIO NORMAL</w:t>
+      </w:r>
+    </w:p>
+    <w:bookmarkStart w:id="26" w:name="X28642f18433c004f86d3133f8edcdb6d319084b"/>
+    <w:p>
+      <w:pPr>
+        <w:pStyle w:val="Heading3"/>
+      </w:pPr>
+      <w:r>
+        <w:t xml:space="preserve">7.1 Solicitud</w:t>
+      </w:r>
+    </w:p>
+    <w:p>
+      <w:pPr>
+        <w:pStyle w:val="FirstParagraph"/>
+      </w:pPr>
+      <w:r>
+        <w:rPr>
+          <w:bCs/>
+          <w:b/>
+        </w:rPr>
+        <w:t xml:space="preserve">Paso 1.</w:t>
+      </w:r>
+      <w:r>
+        <w:t xml:space="preserve"> </w:t>
+      </w:r>
+      <w:r>
+        <w:t xml:space="preserve">El solicitante (usuario funcional, técnico, proveedor o responsable de área) cumplimenta el</w:t>
+      </w:r>
+      <w:r>
+        <w:t xml:space="preserve"> </w:t>
+      </w:r>
+      <w:r>
+        <w:rPr>
+          <w:bCs/>
+          <w:b/>
+        </w:rPr>
+        <w:t xml:space="preserve">Formulario de Solicitud de Cambio (RFC)</w:t>
+      </w:r>
+      <w:r>
+        <w:t xml:space="preserve"> </w:t>
+      </w:r>
+      <w:r>
+        <w:t xml:space="preserve">del Anexo I, indicando:</w:t>
+      </w:r>
+    </w:p>
+    <w:p>
+      <w:pPr>
+        <w:numPr>
+          <w:ilvl w:val="0"/>
+          <w:numId w:val="1002"/>
+        </w:numPr>
+        <w:pStyle w:val="Compact"/>
+      </w:pPr>
+      <w:r>
+        <w:t xml:space="preserve">Descripción del cambio propuesto.</w:t>
+      </w:r>
+    </w:p>
+    <w:p>
+      <w:pPr>
+        <w:numPr>
+          <w:ilvl w:val="0"/>
+          <w:numId w:val="1002"/>
+        </w:numPr>
+        <w:pStyle w:val="Compact"/>
+      </w:pPr>
+      <w:r>
+        <w:t xml:space="preserve">Justificación y beneficio esperado.</w:t>
+      </w:r>
+    </w:p>
+    <w:p>
+      <w:pPr>
+        <w:numPr>
+          <w:ilvl w:val="0"/>
+          <w:numId w:val="1002"/>
+        </w:numPr>
+        <w:pStyle w:val="Compact"/>
+      </w:pPr>
+      <w:r>
+        <w:t xml:space="preserve">Sistemas, servicios y datos afectados.</w:t>
+      </w:r>
+    </w:p>
+    <w:p>
+      <w:pPr>
+        <w:numPr>
+          <w:ilvl w:val="0"/>
+          <w:numId w:val="1002"/>
+        </w:numPr>
+        <w:pStyle w:val="Compact"/>
+      </w:pPr>
+      <w:r>
+        <w:t xml:space="preserve">Fecha propuesta de implementación.</w:t>
+      </w:r>
+    </w:p>
+    <w:p>
+      <w:pPr>
+        <w:numPr>
+          <w:ilvl w:val="0"/>
+          <w:numId w:val="1002"/>
+        </w:numPr>
+        <w:pStyle w:val="Compact"/>
+      </w:pPr>
+      <w:r>
+        <w:t xml:space="preserve">Estimación preliminar del impacto.</w:t>
+      </w:r>
+    </w:p>
+    <w:p>
+      <w:pPr>
+        <w:pStyle w:val="FirstParagraph"/>
+      </w:pPr>
+      <w:r>
+        <w:rPr>
+          <w:bCs/>
+          <w:b/>
+        </w:rPr>
+        <w:t xml:space="preserve">Paso 2.</w:t>
+      </w:r>
+      <w:r>
+        <w:t xml:space="preserve"> </w:t>
+      </w:r>
+      <w:r>
+        <w:t xml:space="preserve">La solicitud se registra en el</w:t>
+      </w:r>
+      <w:r>
+        <w:t xml:space="preserve"> </w:t>
+      </w:r>
+      <w:r>
+        <w:rPr>
+          <w:bCs/>
+          <w:b/>
+        </w:rPr>
+        <w:t xml:space="preserve">Sistema de Gestión de Cambios</w:t>
+      </w:r>
+      <w:r>
+        <w:t xml:space="preserve"> </w:t>
+      </w:r>
+      <w:r>
+        <w:t xml:space="preserve">del SGSI con identificador único</w:t>
+      </w:r>
+      <w:r>
+        <w:t xml:space="preserve"> </w:t>
+      </w:r>
+      <w:r>
+        <w:rPr>
+          <w:rStyle w:val="VerbatimChar"/>
+        </w:rPr>
+        <w:t xml:space="preserve">CHG-AAAA-NNNN</w:t>
+      </w:r>
+      <w:r>
+        <w:t xml:space="preserve">.</w:t>
+      </w:r>
+    </w:p>
+    <w:bookmarkEnd w:id="26"/>
+    <w:bookmarkStart w:id="27" w:name="X2a2ce2e311853f07b87ad4eb9c9a4ace3ec04f6"/>
+    <w:p>
+      <w:pPr>
+        <w:pStyle w:val="Heading3"/>
+      </w:pPr>
+      <w:r>
+        <w:t xml:space="preserve">7.2 Análisis técnico y de seguridad</w:t>
+      </w:r>
+    </w:p>
+    <w:p>
+      <w:pPr>
+        <w:pStyle w:val="FirstParagraph"/>
+      </w:pPr>
+      <w:r>
+        <w:rPr>
+          <w:bCs/>
+          <w:b/>
+        </w:rPr>
+        <w:t xml:space="preserve">Paso 3.</w:t>
+      </w:r>
+      <w:r>
+        <w:t xml:space="preserve"> </w:t>
+      </w:r>
+      <w:r>
+        <w:t xml:space="preserve">El Responsable del Sistema realiza el análisis técnico, evaluando:</w:t>
+      </w:r>
+    </w:p>
+    <w:p>
+      <w:pPr>
         <w:numPr>
           <w:ilvl w:val="0"/>
           <w:numId w:val="1003"/>
@@ -1471,7 +1776,7 @@
         <w:pStyle w:val="Compact"/>
       </w:pPr>
       <w:r>
-        <w:t xml:space="preserve">Identificador único del cambio estándar.</w:t>
+        <w:t xml:space="preserve">Viabilidad técnica del cambio.</w:t>
       </w:r>
     </w:p>
     <w:p>
@@ -1483,7 +1788,7 @@
         <w:pStyle w:val="Compact"/>
       </w:pPr>
       <w:r>
-        <w:t xml:space="preserve">Descripción detallada.</w:t>
+        <w:t xml:space="preserve">Recursos necesarios (humanos, tecnológicos, económicos).</w:t>
       </w:r>
     </w:p>
     <w:p>
@@ -1495,7 +1800,7 @@
         <w:pStyle w:val="Compact"/>
       </w:pPr>
       <w:r>
-        <w:t xml:space="preserve">Sistemas afectados.</w:t>
+        <w:t xml:space="preserve">Tiempo estimado de implementación y ventana requerida.</w:t>
       </w:r>
     </w:p>
     <w:p>
@@ -1507,7 +1812,7 @@
         <w:pStyle w:val="Compact"/>
       </w:pPr>
       <w:r>
-        <w:t xml:space="preserve">Procedimiento de ejecución.</w:t>
+        <w:t xml:space="preserve">Plan de implementación detallado.</w:t>
       </w:r>
     </w:p>
     <w:p>
@@ -1519,7 +1824,7 @@
         <w:pStyle w:val="Compact"/>
       </w:pPr>
       <w:r>
-        <w:t xml:space="preserve">Criterios de éxito y rollback.</w:t>
+        <w:t xml:space="preserve">Plan de marcha atrás (rollback) específico.</w:t>
       </w:r>
     </w:p>
     <w:p>
@@ -1531,7 +1836,7 @@
         <w:pStyle w:val="Compact"/>
       </w:pPr>
       <w:r>
-        <w:t xml:space="preserve">Persona o rol autorizado para ejecutarlo.</w:t>
+        <w:t xml:space="preserve">Pruebas a realizar antes y después del cambio.</w:t>
       </w:r>
     </w:p>
     <w:p>
@@ -1543,7 +1848,7 @@
         <w:pStyle w:val="Compact"/>
       </w:pPr>
       <w:r>
-        <w:t xml:space="preserve">Periodicidad de revisión del catálogo.</w:t>
+        <w:t xml:space="preserve">Dependencias con otros sistemas o cambios pendientes.</w:t>
       </w:r>
     </w:p>
     <w:p>
@@ -1555,7 +1860,26 @@
           <w:bCs/>
           <w:b/>
         </w:rPr>
-        <w:t xml:space="preserve">Ejemplos de cambios estándar habituales:</w:t>
+        <w:t xml:space="preserve">Paso 4.</w:t>
+      </w:r>
+      <w:r>
+        <w:t xml:space="preserve"> </w:t>
+      </w:r>
+      <w:r>
+        <w:t xml:space="preserve">El Responsable de la Seguridad realiza el</w:t>
+      </w:r>
+      <w:r>
+        <w:t xml:space="preserve"> </w:t>
+      </w:r>
+      <w:r>
+        <w:rPr>
+          <w:bCs/>
+          <w:b/>
+        </w:rPr>
+        <w:t xml:space="preserve">análisis de impacto en seguridad</w:t>
+      </w:r>
+      <w:r>
+        <w:t xml:space="preserve">, valorando si el cambio:</w:t>
       </w:r>
     </w:p>
     <w:p>
@@ -1567,7 +1891,7 @@
         <w:pStyle w:val="Compact"/>
       </w:pPr>
       <w:r>
-        <w:t xml:space="preserve">Aplicación de actualizaciones rutinarias del sistema operativo en estaciones de trabajo (no servidores).</w:t>
+        <w:t xml:space="preserve">Modifica algún control de seguridad existente.</w:t>
       </w:r>
     </w:p>
     <w:p>
@@ -1579,7 +1903,7 @@
         <w:pStyle w:val="Compact"/>
       </w:pPr>
       <w:r>
-        <w:t xml:space="preserve">Reinicio programado de servicios para liberación de recursos.</w:t>
+        <w:t xml:space="preserve">Afecta a la arquitectura de red o segmentación.</w:t>
       </w:r>
     </w:p>
     <w:p>
@@ -1591,7 +1915,7 @@
         <w:pStyle w:val="Compact"/>
       </w:pPr>
       <w:r>
-        <w:t xml:space="preserve">Reintegración de backups verificados.</w:t>
+        <w:t xml:space="preserve">Introduce nuevos componentes en el inventario.</w:t>
       </w:r>
     </w:p>
     <w:p>
@@ -1603,7 +1927,7 @@
         <w:pStyle w:val="Compact"/>
       </w:pPr>
       <w:r>
-        <w:t xml:space="preserve">Renovación rutinaria de certificados antes de su expiración.</w:t>
+        <w:t xml:space="preserve">Modifica permisos de acceso.</w:t>
       </w:r>
     </w:p>
     <w:p>
@@ -1615,412 +1939,26 @@
         <w:pStyle w:val="Compact"/>
       </w:pPr>
       <w:r>
-        <w:t xml:space="preserve">Altas y bajas de usuario gestionadas conforme al procedimiento {{ proyecto.codigo_documento_base }}-205.</w:t>
-      </w:r>
-    </w:p>
-    <w:p>
-      <w:pPr>
-        <w:pStyle w:val="FirstParagraph"/>
-      </w:pPr>
-      <w:r>
-        <w:t xml:space="preserve">El catálogo se revisa</w:t>
-      </w:r>
-      <w:r>
-        <w:t xml:space="preserve"> </w:t>
-      </w:r>
-      <w:r>
-        <w:rPr>
-          <w:bCs/>
-          <w:b/>
-        </w:rPr>
-        <w:t xml:space="preserve">anualmente</w:t>
-      </w:r>
-      <w:r>
-        <w:t xml:space="preserve"> </w:t>
-      </w:r>
-      <w:r>
-        <w:t xml:space="preserve">por el Responsable de la Seguridad.</w:t>
-      </w:r>
-    </w:p>
-    <w:bookmarkEnd w:id="25"/>
-    <w:bookmarkStart w:id="33" w:name="flujo-de-gestión-cambio-normal"/>
-    <w:p>
-      <w:pPr>
-        <w:pStyle w:val="Heading2"/>
-      </w:pPr>
-      <w:r>
-        <w:t xml:space="preserve">7. FLUJO DE GESTIÓN — CAMBIO NORMAL</w:t>
-      </w:r>
-    </w:p>
-    <w:bookmarkStart w:id="26" w:name="solicitud"/>
-    <w:p>
-      <w:pPr>
-        <w:pStyle w:val="Heading3"/>
-      </w:pPr>
-      <w:r>
-        <w:t xml:space="preserve">7.1 Solicitud</w:t>
-      </w:r>
-    </w:p>
-    <w:p>
-      <w:pPr>
-        <w:pStyle w:val="FirstParagraph"/>
-      </w:pPr>
-      <w:r>
-        <w:rPr>
-          <w:bCs/>
-          <w:b/>
-        </w:rPr>
-        <w:t xml:space="preserve">Paso 1.</w:t>
-      </w:r>
-      <w:r>
-        <w:t xml:space="preserve"> </w:t>
-      </w:r>
-      <w:r>
-        <w:t xml:space="preserve">El solicitante (usuario funcional, técnico, proveedor o responsable de área) cumplimenta el</w:t>
-      </w:r>
-      <w:r>
-        <w:t xml:space="preserve"> </w:t>
-      </w:r>
-      <w:r>
-        <w:rPr>
-          <w:bCs/>
-          <w:b/>
-        </w:rPr>
-        <w:t xml:space="preserve">Formulario de Solicitud de Cambio (RFC)</w:t>
-      </w:r>
-      <w:r>
-        <w:t xml:space="preserve"> </w:t>
-      </w:r>
-      <w:r>
-        <w:t xml:space="preserve">del Anexo I, indicando:</w:t>
+        <w:t xml:space="preserve">Requiere actualización del análisis de riesgos.</w:t>
       </w:r>
     </w:p>
     <w:p>
       <w:pPr>
         <w:numPr>
           <w:ilvl w:val="0"/>
-          <w:numId w:val="1005"/>
+          <w:numId w:val="1004"/>
         </w:numPr>
         <w:pStyle w:val="Compact"/>
       </w:pPr>
       <w:r>
-        <w:t xml:space="preserve">Descripción del cambio propuesto.</w:t>
+        <w:t xml:space="preserve">Requiere actualización de la Declaración de Aplicabilidad.</w:t>
       </w:r>
     </w:p>
     <w:p>
       <w:pPr>
         <w:numPr>
           <w:ilvl w:val="0"/>
-          <w:numId w:val="1005"/>
-        </w:numPr>
-        <w:pStyle w:val="Compact"/>
-      </w:pPr>
-      <w:r>
-        <w:t xml:space="preserve">Justificación y beneficio esperado.</w:t>
-      </w:r>
-    </w:p>
-    <w:p>
-      <w:pPr>
-        <w:numPr>
-          <w:ilvl w:val="0"/>
-          <w:numId w:val="1005"/>
-        </w:numPr>
-        <w:pStyle w:val="Compact"/>
-      </w:pPr>
-      <w:r>
-        <w:t xml:space="preserve">Sistemas, servicios y datos afectados.</w:t>
-      </w:r>
-    </w:p>
-    <w:p>
-      <w:pPr>
-        <w:numPr>
-          <w:ilvl w:val="0"/>
-          <w:numId w:val="1005"/>
-        </w:numPr>
-        <w:pStyle w:val="Compact"/>
-      </w:pPr>
-      <w:r>
-        <w:t xml:space="preserve">Fecha propuesta de implementación.</w:t>
-      </w:r>
-    </w:p>
-    <w:p>
-      <w:pPr>
-        <w:numPr>
-          <w:ilvl w:val="0"/>
-          <w:numId w:val="1005"/>
-        </w:numPr>
-        <w:pStyle w:val="Compact"/>
-      </w:pPr>
-      <w:r>
-        <w:t xml:space="preserve">Estimación preliminar del impacto.</w:t>
-      </w:r>
-    </w:p>
-    <w:p>
-      <w:pPr>
-        <w:pStyle w:val="FirstParagraph"/>
-      </w:pPr>
-      <w:r>
-        <w:rPr>
-          <w:bCs/>
-          <w:b/>
-        </w:rPr>
-        <w:t xml:space="preserve">Paso 2.</w:t>
-      </w:r>
-      <w:r>
-        <w:t xml:space="preserve"> </w:t>
-      </w:r>
-      <w:r>
-        <w:t xml:space="preserve">La solicitud se registra en el</w:t>
-      </w:r>
-      <w:r>
-        <w:t xml:space="preserve"> </w:t>
-      </w:r>
-      <w:r>
-        <w:rPr>
-          <w:bCs/>
-          <w:b/>
-        </w:rPr>
-        <w:t xml:space="preserve">Sistema de Gestión de Cambios</w:t>
-      </w:r>
-      <w:r>
-        <w:t xml:space="preserve"> </w:t>
-      </w:r>
-      <w:r>
-        <w:t xml:space="preserve">del SGSI con identificador único</w:t>
-      </w:r>
-      <w:r>
-        <w:t xml:space="preserve"> </w:t>
-      </w:r>
-      <w:r>
-        <w:rPr>
-          <w:rStyle w:val="VerbatimChar"/>
-        </w:rPr>
-        <w:t xml:space="preserve">CHG-AAAA-NNNN</w:t>
-      </w:r>
-      <w:r>
-        <w:t xml:space="preserve">.</w:t>
-      </w:r>
-    </w:p>
-    <w:bookmarkEnd w:id="26"/>
-    <w:bookmarkStart w:id="27" w:name="análisis-técnico-y-de-seguridad"/>
-    <w:p>
-      <w:pPr>
-        <w:pStyle w:val="Heading3"/>
-      </w:pPr>
-      <w:r>
-        <w:t xml:space="preserve">7.2 Análisis técnico y de seguridad</w:t>
-      </w:r>
-    </w:p>
-    <w:p>
-      <w:pPr>
-        <w:pStyle w:val="FirstParagraph"/>
-      </w:pPr>
-      <w:r>
-        <w:rPr>
-          <w:bCs/>
-          <w:b/>
-        </w:rPr>
-        <w:t xml:space="preserve">Paso 3.</w:t>
-      </w:r>
-      <w:r>
-        <w:t xml:space="preserve"> </w:t>
-      </w:r>
-      <w:r>
-        <w:t xml:space="preserve">El Responsable del Sistema realiza el análisis técnico, evaluando:</w:t>
-      </w:r>
-    </w:p>
-    <w:p>
-      <w:pPr>
-        <w:numPr>
-          <w:ilvl w:val="0"/>
-          <w:numId w:val="1006"/>
-        </w:numPr>
-        <w:pStyle w:val="Compact"/>
-      </w:pPr>
-      <w:r>
-        <w:t xml:space="preserve">Viabilidad técnica del cambio.</w:t>
-      </w:r>
-    </w:p>
-    <w:p>
-      <w:pPr>
-        <w:numPr>
-          <w:ilvl w:val="0"/>
-          <w:numId w:val="1006"/>
-        </w:numPr>
-        <w:pStyle w:val="Compact"/>
-      </w:pPr>
-      <w:r>
-        <w:t xml:space="preserve">Recursos necesarios (humanos, tecnológicos, económicos).</w:t>
-      </w:r>
-    </w:p>
-    <w:p>
-      <w:pPr>
-        <w:numPr>
-          <w:ilvl w:val="0"/>
-          <w:numId w:val="1006"/>
-        </w:numPr>
-        <w:pStyle w:val="Compact"/>
-      </w:pPr>
-      <w:r>
-        <w:t xml:space="preserve">Tiempo estimado de implementación y ventana requerida.</w:t>
-      </w:r>
-    </w:p>
-    <w:p>
-      <w:pPr>
-        <w:numPr>
-          <w:ilvl w:val="0"/>
-          <w:numId w:val="1006"/>
-        </w:numPr>
-        <w:pStyle w:val="Compact"/>
-      </w:pPr>
-      <w:r>
-        <w:t xml:space="preserve">Plan de implementación detallado.</w:t>
-      </w:r>
-    </w:p>
-    <w:p>
-      <w:pPr>
-        <w:numPr>
-          <w:ilvl w:val="0"/>
-          <w:numId w:val="1006"/>
-        </w:numPr>
-        <w:pStyle w:val="Compact"/>
-      </w:pPr>
-      <w:r>
-        <w:t xml:space="preserve">Plan de marcha atrás (rollback) específico.</w:t>
-      </w:r>
-    </w:p>
-    <w:p>
-      <w:pPr>
-        <w:numPr>
-          <w:ilvl w:val="0"/>
-          <w:numId w:val="1006"/>
-        </w:numPr>
-        <w:pStyle w:val="Compact"/>
-      </w:pPr>
-      <w:r>
-        <w:t xml:space="preserve">Pruebas a realizar antes y después del cambio.</w:t>
-      </w:r>
-    </w:p>
-    <w:p>
-      <w:pPr>
-        <w:numPr>
-          <w:ilvl w:val="0"/>
-          <w:numId w:val="1006"/>
-        </w:numPr>
-        <w:pStyle w:val="Compact"/>
-      </w:pPr>
-      <w:r>
-        <w:t xml:space="preserve">Dependencias con otros sistemas o cambios pendientes.</w:t>
-      </w:r>
-    </w:p>
-    <w:p>
-      <w:pPr>
-        <w:pStyle w:val="FirstParagraph"/>
-      </w:pPr>
-      <w:r>
-        <w:rPr>
-          <w:bCs/>
-          <w:b/>
-        </w:rPr>
-        <w:t xml:space="preserve">Paso 4.</w:t>
-      </w:r>
-      <w:r>
-        <w:t xml:space="preserve"> </w:t>
-      </w:r>
-      <w:r>
-        <w:t xml:space="preserve">El Responsable de la Seguridad realiza el</w:t>
-      </w:r>
-      <w:r>
-        <w:t xml:space="preserve"> </w:t>
-      </w:r>
-      <w:r>
-        <w:rPr>
-          <w:bCs/>
-          <w:b/>
-        </w:rPr>
-        <w:t xml:space="preserve">análisis de impacto en seguridad</w:t>
-      </w:r>
-      <w:r>
-        <w:t xml:space="preserve">, valorando si el cambio:</w:t>
-      </w:r>
-    </w:p>
-    <w:p>
-      <w:pPr>
-        <w:numPr>
-          <w:ilvl w:val="0"/>
-          <w:numId w:val="1007"/>
-        </w:numPr>
-        <w:pStyle w:val="Compact"/>
-      </w:pPr>
-      <w:r>
-        <w:t xml:space="preserve">Modifica algún control de seguridad existente.</w:t>
-      </w:r>
-    </w:p>
-    <w:p>
-      <w:pPr>
-        <w:numPr>
-          <w:ilvl w:val="0"/>
-          <w:numId w:val="1007"/>
-        </w:numPr>
-        <w:pStyle w:val="Compact"/>
-      </w:pPr>
-      <w:r>
-        <w:t xml:space="preserve">Afecta a la arquitectura de red o segmentación.</w:t>
-      </w:r>
-    </w:p>
-    <w:p>
-      <w:pPr>
-        <w:numPr>
-          <w:ilvl w:val="0"/>
-          <w:numId w:val="1007"/>
-        </w:numPr>
-        <w:pStyle w:val="Compact"/>
-      </w:pPr>
-      <w:r>
-        <w:t xml:space="preserve">Introduce nuevos componentes en el inventario.</w:t>
-      </w:r>
-    </w:p>
-    <w:p>
-      <w:pPr>
-        <w:numPr>
-          <w:ilvl w:val="0"/>
-          <w:numId w:val="1007"/>
-        </w:numPr>
-        <w:pStyle w:val="Compact"/>
-      </w:pPr>
-      <w:r>
-        <w:t xml:space="preserve">Modifica permisos de acceso.</w:t>
-      </w:r>
-    </w:p>
-    <w:p>
-      <w:pPr>
-        <w:numPr>
-          <w:ilvl w:val="0"/>
-          <w:numId w:val="1007"/>
-        </w:numPr>
-        <w:pStyle w:val="Compact"/>
-      </w:pPr>
-      <w:r>
-        <w:t xml:space="preserve">Requiere actualización del análisis de riesgos.</w:t>
-      </w:r>
-    </w:p>
-    <w:p>
-      <w:pPr>
-        <w:numPr>
-          <w:ilvl w:val="0"/>
-          <w:numId w:val="1007"/>
-        </w:numPr>
-        <w:pStyle w:val="Compact"/>
-      </w:pPr>
-      <w:r>
-        <w:t xml:space="preserve">Requiere actualización de la Declaración de Aplicabilidad.</w:t>
-      </w:r>
-    </w:p>
-    <w:p>
-      <w:pPr>
-        <w:numPr>
-          <w:ilvl w:val="0"/>
-          <w:numId w:val="1007"/>
+          <w:numId w:val="1004"/>
         </w:numPr>
         <w:pStyle w:val="Compact"/>
       </w:pPr>
@@ -2063,7 +2001,7 @@
       </w:r>
     </w:p>
     <w:bookmarkEnd w:id="27"/>
-    <w:bookmarkStart w:id="28" w:name="autorización"/>
+    <w:bookmarkStart w:id="28" w:name="Xab821c76915298eb6d04d16e6506a293a670f71"/>
     <w:p>
       <w:pPr>
         <w:pStyle w:val="Heading3"/>
@@ -2088,257 +2026,6 @@
       </w:r>
       <w:r>
         <w:t xml:space="preserve">Según la clasificación, el cambio se eleva al órgano competente conforme al apartado 4, que dispone de los siguientes plazos máximos para resolver:</w:t>
-      </w:r>
-    </w:p>
-    <w:tbl>
-      <w:tblPr>
-        <w:tblStyle w:val="Table"/>
-        <w:tblW w:type="pct" w:w="5000"/>
-        <w:tblLook w:firstRow="1" w:lastRow="0" w:firstColumn="0" w:lastColumn="0" w:noHBand="0" w:noVBand="0" w:val="0020"/>
-        <w:jc w:val="start"/>
-      </w:tblPr>
-      <w:tblGrid>
-        <w:gridCol w:w="3960"/>
-        <w:gridCol w:w="3960"/>
-      </w:tblGrid>
-      <w:tr>
-        <w:trPr>
-          <w:tblHeader w:val="true"/>
-        </w:trPr>
-        <w:tc>
-          <w:tcPr/>
-          <w:p>
-            <w:pPr>
-              <w:pStyle w:val="Compact"/>
-              <w:jc w:val="left"/>
-            </w:pPr>
-            <w:r>
-              <w:t xml:space="preserve">Nivel</w:t>
-            </w:r>
-          </w:p>
-        </w:tc>
-        <w:tc>
-          <w:tcPr/>
-          <w:p>
-            <w:pPr>
-              <w:pStyle w:val="Compact"/>
-              <w:jc w:val="left"/>
-            </w:pPr>
-            <w:r>
-              <w:t xml:space="preserve">Plazo máximo de decisión</w:t>
-            </w:r>
-          </w:p>
-        </w:tc>
-      </w:tr>
-      <w:tr>
-        <w:tc>
-          <w:tcPr/>
-          <w:p>
-            <w:pPr>
-              <w:pStyle w:val="Compact"/>
-              <w:jc w:val="left"/>
-            </w:pPr>
-            <w:r>
-              <w:t xml:space="preserve">BAJO</w:t>
-            </w:r>
-          </w:p>
-        </w:tc>
-        <w:tc>
-          <w:tcPr/>
-          <w:p>
-            <w:pPr>
-              <w:pStyle w:val="Compact"/>
-              <w:jc w:val="left"/>
-            </w:pPr>
-            <w:r>
-              <w:t xml:space="preserve">2 días hábiles</w:t>
-            </w:r>
-          </w:p>
-        </w:tc>
-      </w:tr>
-      <w:tr>
-        <w:tc>
-          <w:tcPr/>
-          <w:p>
-            <w:pPr>
-              <w:pStyle w:val="Compact"/>
-              <w:jc w:val="left"/>
-            </w:pPr>
-            <w:r>
-              <w:t xml:space="preserve">MEDIO</w:t>
-            </w:r>
-          </w:p>
-        </w:tc>
-        <w:tc>
-          <w:tcPr/>
-          <w:p>
-            <w:pPr>
-              <w:pStyle w:val="Compact"/>
-              <w:jc w:val="left"/>
-            </w:pPr>
-            <w:r>
-              <w:t xml:space="preserve">5 días hábiles</w:t>
-            </w:r>
-          </w:p>
-        </w:tc>
-      </w:tr>
-      <w:tr>
-        <w:tc>
-          <w:tcPr/>
-          <w:p>
-            <w:pPr>
-              <w:pStyle w:val="Compact"/>
-              <w:jc w:val="left"/>
-            </w:pPr>
-            <w:r>
-              <w:t xml:space="preserve">ALTO</w:t>
-            </w:r>
-          </w:p>
-        </w:tc>
-        <w:tc>
-          <w:tcPr/>
-          <w:p>
-            <w:pPr>
-              <w:pStyle w:val="Compact"/>
-              <w:jc w:val="left"/>
-            </w:pPr>
-            <w:r>
-              <w:t xml:space="preserve">Próxima reunión del CAB (frecuencia mínima quincenal)</w:t>
-            </w:r>
-          </w:p>
-        </w:tc>
-      </w:tr>
-      <w:tr>
-        <w:tc>
-          <w:tcPr/>
-          <w:p>
-            <w:pPr>
-              <w:pStyle w:val="Compact"/>
-              <w:jc w:val="left"/>
-            </w:pPr>
-            <w:r>
-              <w:t xml:space="preserve">CRÍTICO</w:t>
-            </w:r>
-          </w:p>
-        </w:tc>
-        <w:tc>
-          <w:tcPr/>
-          <w:p>
-            <w:pPr>
-              <w:pStyle w:val="Compact"/>
-              <w:jc w:val="left"/>
-            </w:pPr>
-            <w:r>
-              <w:t xml:space="preserve">Próxima reunión del Comité de Seguridad o sesión extraordinaria</w:t>
-            </w:r>
-          </w:p>
-        </w:tc>
-      </w:tr>
-    </w:tbl>
-    <w:p>
-      <w:pPr>
-        <w:pStyle w:val="BodyText"/>
-      </w:pPr>
-      <w:r>
-        <w:rPr>
-          <w:bCs/>
-          <w:b/>
-        </w:rPr>
-        <w:t xml:space="preserve">Paso 7.</w:t>
-      </w:r>
-      <w:r>
-        <w:t xml:space="preserve"> </w:t>
-      </w:r>
-      <w:r>
-        <w:t xml:space="preserve">La autorización (o denegación) se documenta indicando:</w:t>
-      </w:r>
-    </w:p>
-    <w:p>
-      <w:pPr>
-        <w:numPr>
-          <w:ilvl w:val="0"/>
-          <w:numId w:val="1008"/>
-        </w:numPr>
-        <w:pStyle w:val="Compact"/>
-      </w:pPr>
-      <w:r>
-        <w:t xml:space="preserve">Decisión adoptada y motivación.</w:t>
-      </w:r>
-    </w:p>
-    <w:p>
-      <w:pPr>
-        <w:numPr>
-          <w:ilvl w:val="0"/>
-          <w:numId w:val="1008"/>
-        </w:numPr>
-        <w:pStyle w:val="Compact"/>
-      </w:pPr>
-      <w:r>
-        <w:t xml:space="preserve">Persona u órgano que decide.</w:t>
-      </w:r>
-    </w:p>
-    <w:p>
-      <w:pPr>
-        <w:numPr>
-          <w:ilvl w:val="0"/>
-          <w:numId w:val="1008"/>
-        </w:numPr>
-        <w:pStyle w:val="Compact"/>
-      </w:pPr>
-      <w:r>
-        <w:t xml:space="preserve">Condiciones impuestas, si las hubiera.</w:t>
-      </w:r>
-    </w:p>
-    <w:p>
-      <w:pPr>
-        <w:numPr>
-          <w:ilvl w:val="0"/>
-          <w:numId w:val="1008"/>
-        </w:numPr>
-        <w:pStyle w:val="Compact"/>
-      </w:pPr>
-      <w:r>
-        <w:t xml:space="preserve">Fecha autorizada de implementación.</w:t>
-      </w:r>
-    </w:p>
-    <w:p>
-      <w:pPr>
-        <w:numPr>
-          <w:ilvl w:val="0"/>
-          <w:numId w:val="1008"/>
-        </w:numPr>
-        <w:pStyle w:val="Compact"/>
-      </w:pPr>
-      <w:r>
-        <w:t xml:space="preserve">Ventana de mantenimiento aprobada.</w:t>
-      </w:r>
-    </w:p>
-    <w:bookmarkEnd w:id="28"/>
-    <w:bookmarkStart w:id="29" w:name="comunicación-previa"/>
-    <w:p>
-      <w:pPr>
-        <w:pStyle w:val="Heading3"/>
-      </w:pPr>
-      <w:r>
-        <w:t xml:space="preserve">7.4 Comunicación previa</w:t>
-      </w:r>
-    </w:p>
-    <w:p>
-      <w:pPr>
-        <w:pStyle w:val="FirstParagraph"/>
-      </w:pPr>
-      <w:r>
-        <w:rPr>
-          <w:bCs/>
-          <w:b/>
-        </w:rPr>
-        <w:t xml:space="preserve">Paso 8.</w:t>
-      </w:r>
-      <w:r>
-        <w:t xml:space="preserve"> </w:t>
-      </w:r>
-      <w:r>
-        <w:t xml:space="preserve">Antes de la implementación, se comunica el cambio a las personas afectadas con la antelación adecuada:</w:t>
       </w:r>
     </w:p>
     <w:tbl>
@@ -2376,6 +2063,257 @@
               <w:jc w:val="left"/>
             </w:pPr>
             <w:r>
+              <w:t xml:space="preserve">Plazo máximo de decisión</w:t>
+            </w:r>
+          </w:p>
+        </w:tc>
+      </w:tr>
+      <w:tr>
+        <w:tc>
+          <w:tcPr/>
+          <w:p>
+            <w:pPr>
+              <w:pStyle w:val="Compact"/>
+              <w:jc w:val="left"/>
+            </w:pPr>
+            <w:r>
+              <w:t xml:space="preserve">BAJO</w:t>
+            </w:r>
+          </w:p>
+        </w:tc>
+        <w:tc>
+          <w:tcPr/>
+          <w:p>
+            <w:pPr>
+              <w:pStyle w:val="Compact"/>
+              <w:jc w:val="left"/>
+            </w:pPr>
+            <w:r>
+              <w:t xml:space="preserve">2 días hábiles</w:t>
+            </w:r>
+          </w:p>
+        </w:tc>
+      </w:tr>
+      <w:tr>
+        <w:tc>
+          <w:tcPr/>
+          <w:p>
+            <w:pPr>
+              <w:pStyle w:val="Compact"/>
+              <w:jc w:val="left"/>
+            </w:pPr>
+            <w:r>
+              <w:t xml:space="preserve">MEDIO</w:t>
+            </w:r>
+          </w:p>
+        </w:tc>
+        <w:tc>
+          <w:tcPr/>
+          <w:p>
+            <w:pPr>
+              <w:pStyle w:val="Compact"/>
+              <w:jc w:val="left"/>
+            </w:pPr>
+            <w:r>
+              <w:t xml:space="preserve">5 días hábiles</w:t>
+            </w:r>
+          </w:p>
+        </w:tc>
+      </w:tr>
+      <w:tr>
+        <w:tc>
+          <w:tcPr/>
+          <w:p>
+            <w:pPr>
+              <w:pStyle w:val="Compact"/>
+              <w:jc w:val="left"/>
+            </w:pPr>
+            <w:r>
+              <w:t xml:space="preserve">ALTO</w:t>
+            </w:r>
+          </w:p>
+        </w:tc>
+        <w:tc>
+          <w:tcPr/>
+          <w:p>
+            <w:pPr>
+              <w:pStyle w:val="Compact"/>
+              <w:jc w:val="left"/>
+            </w:pPr>
+            <w:r>
+              <w:t xml:space="preserve">Próxima reunión del CAB (frecuencia mínima quincenal)</w:t>
+            </w:r>
+          </w:p>
+        </w:tc>
+      </w:tr>
+      <w:tr>
+        <w:tc>
+          <w:tcPr/>
+          <w:p>
+            <w:pPr>
+              <w:pStyle w:val="Compact"/>
+              <w:jc w:val="left"/>
+            </w:pPr>
+            <w:r>
+              <w:t xml:space="preserve">CRÍTICO</w:t>
+            </w:r>
+          </w:p>
+        </w:tc>
+        <w:tc>
+          <w:tcPr/>
+          <w:p>
+            <w:pPr>
+              <w:pStyle w:val="Compact"/>
+              <w:jc w:val="left"/>
+            </w:pPr>
+            <w:r>
+              <w:t xml:space="preserve">Próxima reunión del Comité de Seguridad o sesión extraordinaria</w:t>
+            </w:r>
+          </w:p>
+        </w:tc>
+      </w:tr>
+    </w:tbl>
+    <w:p>
+      <w:pPr>
+        <w:pStyle w:val="BodyText"/>
+      </w:pPr>
+      <w:r>
+        <w:rPr>
+          <w:bCs/>
+          <w:b/>
+        </w:rPr>
+        <w:t xml:space="preserve">Paso 7.</w:t>
+      </w:r>
+      <w:r>
+        <w:t xml:space="preserve"> </w:t>
+      </w:r>
+      <w:r>
+        <w:t xml:space="preserve">La autorización (o denegación) se documenta indicando:</w:t>
+      </w:r>
+    </w:p>
+    <w:p>
+      <w:pPr>
+        <w:numPr>
+          <w:ilvl w:val="0"/>
+          <w:numId w:val="1005"/>
+        </w:numPr>
+        <w:pStyle w:val="Compact"/>
+      </w:pPr>
+      <w:r>
+        <w:t xml:space="preserve">Decisión adoptada y motivación.</w:t>
+      </w:r>
+    </w:p>
+    <w:p>
+      <w:pPr>
+        <w:numPr>
+          <w:ilvl w:val="0"/>
+          <w:numId w:val="1005"/>
+        </w:numPr>
+        <w:pStyle w:val="Compact"/>
+      </w:pPr>
+      <w:r>
+        <w:t xml:space="preserve">Persona u órgano que decide.</w:t>
+      </w:r>
+    </w:p>
+    <w:p>
+      <w:pPr>
+        <w:numPr>
+          <w:ilvl w:val="0"/>
+          <w:numId w:val="1005"/>
+        </w:numPr>
+        <w:pStyle w:val="Compact"/>
+      </w:pPr>
+      <w:r>
+        <w:t xml:space="preserve">Condiciones impuestas, si las hubiera.</w:t>
+      </w:r>
+    </w:p>
+    <w:p>
+      <w:pPr>
+        <w:numPr>
+          <w:ilvl w:val="0"/>
+          <w:numId w:val="1005"/>
+        </w:numPr>
+        <w:pStyle w:val="Compact"/>
+      </w:pPr>
+      <w:r>
+        <w:t xml:space="preserve">Fecha autorizada de implementación.</w:t>
+      </w:r>
+    </w:p>
+    <w:p>
+      <w:pPr>
+        <w:numPr>
+          <w:ilvl w:val="0"/>
+          <w:numId w:val="1005"/>
+        </w:numPr>
+        <w:pStyle w:val="Compact"/>
+      </w:pPr>
+      <w:r>
+        <w:t xml:space="preserve">Ventana de mantenimiento aprobada.</w:t>
+      </w:r>
+    </w:p>
+    <w:bookmarkEnd w:id="28"/>
+    <w:bookmarkStart w:id="29" w:name="Xfcc7b9b83ba78c81ac9c4afa0ae9d89e50a5fba"/>
+    <w:p>
+      <w:pPr>
+        <w:pStyle w:val="Heading3"/>
+      </w:pPr>
+      <w:r>
+        <w:t xml:space="preserve">7.4 Comunicación previa</w:t>
+      </w:r>
+    </w:p>
+    <w:p>
+      <w:pPr>
+        <w:pStyle w:val="FirstParagraph"/>
+      </w:pPr>
+      <w:r>
+        <w:rPr>
+          <w:bCs/>
+          <w:b/>
+        </w:rPr>
+        <w:t xml:space="preserve">Paso 8.</w:t>
+      </w:r>
+      <w:r>
+        <w:t xml:space="preserve"> </w:t>
+      </w:r>
+      <w:r>
+        <w:t xml:space="preserve">Antes de la implementación, se comunica el cambio a las personas afectadas con la antelación adecuada:</w:t>
+      </w:r>
+    </w:p>
+    <w:tbl>
+      <w:tblPr>
+        <w:tblStyle w:val="Table"/>
+        <w:tblW w:type="auto" w:w="0"/>
+        <w:tblLook w:firstRow="1" w:lastRow="0" w:firstColumn="0" w:lastColumn="0" w:noHBand="0" w:noVBand="0" w:val="0020"/>
+        <w:jc w:val="start"/>
+      </w:tblPr>
+      <w:tblGrid>
+        <w:gridCol w:w="3960"/>
+        <w:gridCol w:w="3960"/>
+      </w:tblGrid>
+      <w:tr>
+        <w:trPr>
+          <w:tblHeader w:val="true"/>
+        </w:trPr>
+        <w:tc>
+          <w:tcPr/>
+          <w:p>
+            <w:pPr>
+              <w:pStyle w:val="Compact"/>
+              <w:jc w:val="left"/>
+            </w:pPr>
+            <w:r>
+              <w:t xml:space="preserve">Nivel</w:t>
+            </w:r>
+          </w:p>
+        </w:tc>
+        <w:tc>
+          <w:tcPr/>
+          <w:p>
+            <w:pPr>
+              <w:pStyle w:val="Compact"/>
+              <w:jc w:val="left"/>
+            </w:pPr>
+            <w:r>
               <w:t xml:space="preserve">Antelación mínima</w:t>
             </w:r>
           </w:p>
@@ -2487,7 +2425,7 @@
       </w:tr>
     </w:tbl>
     <w:bookmarkEnd w:id="29"/>
-    <w:bookmarkStart w:id="30" w:name="implementación"/>
+    <w:bookmarkStart w:id="30" w:name="X72d7db3ac75a47b8c6670cf0cf08e2140912bd6"/>
     <w:p>
       <w:pPr>
         <w:pStyle w:val="Heading3"/>
@@ -2583,7 +2521,7 @@
       </w:r>
     </w:p>
     <w:bookmarkEnd w:id="30"/>
-    <w:bookmarkStart w:id="31" w:name="verificación-post-cambio"/>
+    <w:bookmarkStart w:id="31" w:name="X6d6612e1e6c9d07030625b3f21765fe37176051"/>
     <w:p>
       <w:pPr>
         <w:pStyle w:val="Heading3"/>
@@ -2614,7 +2552,7 @@
       <w:pPr>
         <w:numPr>
           <w:ilvl w:val="0"/>
-          <w:numId w:val="1009"/>
+          <w:numId w:val="1006"/>
         </w:numPr>
         <w:pStyle w:val="Compact"/>
       </w:pPr>
@@ -2626,7 +2564,7 @@
       <w:pPr>
         <w:numPr>
           <w:ilvl w:val="0"/>
-          <w:numId w:val="1009"/>
+          <w:numId w:val="1006"/>
         </w:numPr>
         <w:pStyle w:val="Compact"/>
       </w:pPr>
@@ -2638,7 +2576,7 @@
       <w:pPr>
         <w:numPr>
           <w:ilvl w:val="0"/>
-          <w:numId w:val="1009"/>
+          <w:numId w:val="1006"/>
         </w:numPr>
         <w:pStyle w:val="Compact"/>
       </w:pPr>
@@ -2650,7 +2588,7 @@
       <w:pPr>
         <w:numPr>
           <w:ilvl w:val="0"/>
-          <w:numId w:val="1009"/>
+          <w:numId w:val="1006"/>
         </w:numPr>
         <w:pStyle w:val="Compact"/>
       </w:pPr>
@@ -2662,7 +2600,7 @@
       <w:pPr>
         <w:numPr>
           <w:ilvl w:val="0"/>
-          <w:numId w:val="1009"/>
+          <w:numId w:val="1006"/>
         </w:numPr>
         <w:pStyle w:val="Compact"/>
       </w:pPr>
@@ -2671,7 +2609,7 @@
       </w:r>
     </w:p>
     <w:bookmarkEnd w:id="31"/>
-    <w:bookmarkStart w:id="32" w:name="cierre"/>
+    <w:bookmarkStart w:id="32" w:name="X03459f61d05663ac934b1f183eeb8fa0d0ab5e1"/>
     <w:p>
       <w:pPr>
         <w:pStyle w:val="Heading3"/>
@@ -2784,7 +2722,7 @@
     </w:p>
     <w:bookmarkEnd w:id="32"/>
     <w:bookmarkEnd w:id="33"/>
-    <w:bookmarkStart w:id="34" w:name="flujo-de-gestión-cambio-de-emergencia"/>
+    <w:bookmarkStart w:id="34" w:name="X4f74a404a500e125928cfe4bb00d35f31868550"/>
     <w:p>
       <w:pPr>
         <w:pStyle w:val="Heading2"/>
@@ -2829,35 +2767,26 @@
     </w:p>
     <w:p>
       <w:pPr>
-        <w:numPr>
-          <w:ilvl w:val="0"/>
-          <w:numId w:val="1010"/>
-        </w:numPr>
-      </w:pPr>
-      <w:r>
-        <w:t xml:space="preserve">El Responsable de la Seguridad o, en su ausencia, el Responsable del Sistema, autoriza verbalmente o por escrito el cambio.</w:t>
-      </w:r>
-    </w:p>
-    <w:p>
-      <w:pPr>
-        <w:numPr>
-          <w:ilvl w:val="0"/>
-          <w:numId w:val="1010"/>
-        </w:numPr>
-      </w:pPr>
-      <w:r>
-        <w:t xml:space="preserve">Se ejecuta el cambio dejando registro detallado de las acciones realizadas.</w:t>
-      </w:r>
-    </w:p>
-    <w:p>
-      <w:pPr>
-        <w:numPr>
-          <w:ilvl w:val="0"/>
-          <w:numId w:val="1010"/>
-        </w:numPr>
-      </w:pPr>
-      <w:r>
-        <w:t xml:space="preserve">En las</w:t>
+        <w:pStyle w:val="BodyText"/>
+      </w:pPr>
+      <w:r>
+        <w:t xml:space="preserve">a) El Responsable de la Seguridad o, en su ausencia, el Responsable del Sistema, autoriza verbalmente o por escrito el cambio.</w:t>
+      </w:r>
+    </w:p>
+    <w:p>
+      <w:pPr>
+        <w:pStyle w:val="BodyText"/>
+      </w:pPr>
+      <w:r>
+        <w:t xml:space="preserve">b) Se ejecuta el cambio dejando registro detallado de las acciones realizadas.</w:t>
+      </w:r>
+    </w:p>
+    <w:p>
+      <w:pPr>
+        <w:pStyle w:val="BodyText"/>
+      </w:pPr>
+      <w:r>
+        <w:t xml:space="preserve">c) En las</w:t>
       </w:r>
       <w:r>
         <w:t xml:space="preserve"> </w:t>
@@ -2878,74 +2807,71 @@
     </w:p>
     <w:p>
       <w:pPr>
+        <w:pStyle w:val="BodyText"/>
+      </w:pPr>
+      <w:r>
+        <w:t xml:space="preserve">d) El CAB analiza el cambio en su siguiente reunión y, si detecta deficiencias, exige acciones correctivas adicionales.</w:t>
+      </w:r>
+    </w:p>
+    <w:bookmarkEnd w:id="34"/>
+    <w:bookmarkStart w:id="35" w:name="X9631ce7aa9cd71a353dd36fff3fc533a5dca4b9"/>
+    <w:p>
+      <w:pPr>
+        <w:pStyle w:val="Heading2"/>
+      </w:pPr>
+      <w:r>
+        <w:t xml:space="preserve">9. COMITÉ DE CAMBIOS (CAB)</w:t>
+      </w:r>
+    </w:p>
+    <w:p>
+      <w:pPr>
+        <w:pStyle w:val="FirstParagraph"/>
+      </w:pPr>
+      <w:r>
+        <w:t xml:space="preserve">El Comité de Cambios estará compuesto por:</w:t>
+      </w:r>
+    </w:p>
+    <w:p>
+      <w:pPr>
         <w:numPr>
           <w:ilvl w:val="0"/>
-          <w:numId w:val="1010"/>
+          <w:numId w:val="1007"/>
         </w:numPr>
-      </w:pPr>
-      <w:r>
-        <w:t xml:space="preserve">El CAB analiza el cambio en su siguiente reunión y, si detecta deficiencias, exige acciones correctivas adicionales.</w:t>
-      </w:r>
-    </w:p>
-    <w:bookmarkEnd w:id="34"/>
-    <w:bookmarkStart w:id="35" w:name="comité-de-cambios-cab"/>
-    <w:p>
-      <w:pPr>
-        <w:pStyle w:val="Heading2"/>
-      </w:pPr>
-      <w:r>
-        <w:t xml:space="preserve">9. COMITÉ DE CAMBIOS (CAB)</w:t>
-      </w:r>
-    </w:p>
-    <w:p>
-      <w:pPr>
-        <w:pStyle w:val="FirstParagraph"/>
-      </w:pPr>
-      <w:r>
-        <w:t xml:space="preserve">El Comité de Cambios estará compuesto por:</w:t>
+        <w:pStyle w:val="Compact"/>
+      </w:pPr>
+      <w:r>
+        <w:t xml:space="preserve">Presidente: {{ responsables.responsable_seguridad.nombre }}, {{ responsables.responsable_seguridad.cargo }}</w:t>
       </w:r>
     </w:p>
     <w:p>
       <w:pPr>
         <w:numPr>
           <w:ilvl w:val="0"/>
-          <w:numId w:val="1011"/>
+          <w:numId w:val="1007"/>
         </w:numPr>
         <w:pStyle w:val="Compact"/>
       </w:pPr>
       <w:r>
-        <w:t xml:space="preserve">Presidente: {{ responsables.responsable_seguridad.nombre }}, {{ responsables.responsable_seguridad.cargo }}</w:t>
+        <w:t xml:space="preserve">Vocal técnico: {{ responsables.responsable_sistema.nombre }}, {{ responsables.responsable_sistema.cargo }}</w:t>
       </w:r>
     </w:p>
     <w:p>
       <w:pPr>
         <w:numPr>
           <w:ilvl w:val="0"/>
-          <w:numId w:val="1011"/>
+          <w:numId w:val="1007"/>
         </w:numPr>
         <w:pStyle w:val="Compact"/>
       </w:pPr>
       <w:r>
-        <w:t xml:space="preserve">Vocal técnico: {{ responsables.responsable_sistema.nombre }}, {{ responsables.responsable_sistema.cargo }}</w:t>
+        <w:t xml:space="preserve">Vocal funcional: {{ responsables.responsable_servicio.nombre }}, {{ responsables.responsable_servicio.cargo }}</w:t>
       </w:r>
     </w:p>
     <w:p>
       <w:pPr>
         <w:numPr>
           <w:ilvl w:val="0"/>
-          <w:numId w:val="1011"/>
-        </w:numPr>
-        <w:pStyle w:val="Compact"/>
-      </w:pPr>
-      <w:r>
-        <w:t xml:space="preserve">Vocal funcional: {{ responsables.responsable_servicio.nombre }}, {{ responsables.responsable_servicio.cargo }}</w:t>
-      </w:r>
-    </w:p>
-    <w:p>
-      <w:pPr>
-        <w:numPr>
-          <w:ilvl w:val="0"/>
-          <w:numId w:val="1011"/>
+          <w:numId w:val="1007"/>
         </w:numPr>
         <w:pStyle w:val="Compact"/>
       </w:pPr>
@@ -2972,7 +2898,7 @@
       </w:r>
     </w:p>
     <w:bookmarkEnd w:id="35"/>
-    <w:bookmarkStart w:id="36" w:name="indicadores"/>
+    <w:bookmarkStart w:id="36" w:name="Xe45c1c119ebfebe8f4f3ac9ee96296cc6ff7132"/>
     <w:p>
       <w:pPr>
         <w:pStyle w:val="Heading2"/>
@@ -2984,7 +2910,7 @@
     <w:tbl>
       <w:tblPr>
         <w:tblStyle w:val="Table"/>
-        <w:tblW w:type="pct" w:w="5000"/>
+        <w:tblW w:type="auto" w:w="0"/>
         <w:tblLook w:firstRow="1" w:lastRow="0" w:firstColumn="0" w:lastColumn="0" w:noHBand="0" w:noVBand="0" w:val="0020"/>
         <w:jc w:val="start"/>
       </w:tblPr>
@@ -3226,7 +3152,7 @@
       </w:tr>
     </w:tbl>
     <w:bookmarkEnd w:id="36"/>
-    <w:bookmarkStart w:id="37" w:name="anexos"/>
+    <w:bookmarkStart w:id="37" w:name="X3f03aff129a0edd6730409b3b7503e353d06a10"/>
     <w:p>
       <w:pPr>
         <w:pStyle w:val="Heading2"/>
@@ -3239,7 +3165,7 @@
       <w:pPr>
         <w:numPr>
           <w:ilvl w:val="0"/>
-          <w:numId w:val="1012"/>
+          <w:numId w:val="1008"/>
         </w:numPr>
         <w:pStyle w:val="Compact"/>
       </w:pPr>
@@ -3261,7 +3187,7 @@
       <w:pPr>
         <w:numPr>
           <w:ilvl w:val="0"/>
-          <w:numId w:val="1012"/>
+          <w:numId w:val="1008"/>
         </w:numPr>
         <w:pStyle w:val="Compact"/>
       </w:pPr>
@@ -3283,7 +3209,7 @@
       <w:pPr>
         <w:numPr>
           <w:ilvl w:val="0"/>
-          <w:numId w:val="1012"/>
+          <w:numId w:val="1008"/>
         </w:numPr>
         <w:pStyle w:val="Compact"/>
       </w:pPr>
@@ -3305,7 +3231,7 @@
       <w:pPr>
         <w:numPr>
           <w:ilvl w:val="0"/>
-          <w:numId w:val="1012"/>
+          <w:numId w:val="1008"/>
         </w:numPr>
         <w:pStyle w:val="Compact"/>
       </w:pPr>
@@ -3327,7 +3253,7 @@
       <w:pPr>
         <w:numPr>
           <w:ilvl w:val="0"/>
-          <w:numId w:val="1012"/>
+          <w:numId w:val="1008"/>
         </w:numPr>
         <w:pStyle w:val="Compact"/>
       </w:pPr>
@@ -3361,7 +3287,7 @@
           <w:bCs/>
           <w:b/>
         </w:rPr>
-        <w:t xml:space="preserve">Documento {{ proyecto.codigo_documento_base }}-206 — Versión {{ proyecto.version_actual }} — Clasificación: INTERNA</w:t>
+        <w:t xml:space="preserve">Documento {{ proyecto.codigo_documento_base }}-203 — Versión {{ proyecto.version_actual }} — Clasificación: INTERNA</w:t>
       </w:r>
     </w:p>
     <w:bookmarkEnd w:id="37"/>
@@ -3938,91 +3864,6 @@
       </w:pPr>
     </w:lvl>
   </w:abstractNum>
-  <w:abstractNum w:abstractNumId="99721">
-    <w:nsid w:val="A99721"/>
-    <w:multiLevelType w:val="multilevel"/>
-    <w:lvl w:ilvl="0">
-      <w:start w:val="1"/>
-      <w:numFmt w:val="lowerLetter"/>
-      <w:lvlText w:val="%1)"/>
-      <w:lvlJc w:val="left"/>
-      <w:pPr>
-        <w:ind w:left="720" w:hanging="480"/>
-      </w:pPr>
-    </w:lvl>
-    <w:lvl w:ilvl="1">
-      <w:start w:val="1"/>
-      <w:numFmt w:val="lowerLetter"/>
-      <w:lvlText w:val="%2)"/>
-      <w:lvlJc w:val="left"/>
-      <w:pPr>
-        <w:ind w:left="1440" w:hanging="480"/>
-      </w:pPr>
-    </w:lvl>
-    <w:lvl w:ilvl="2">
-      <w:start w:val="1"/>
-      <w:numFmt w:val="lowerLetter"/>
-      <w:lvlText w:val="%3)"/>
-      <w:lvlJc w:val="left"/>
-      <w:pPr>
-        <w:ind w:left="2160" w:hanging="480"/>
-      </w:pPr>
-    </w:lvl>
-    <w:lvl w:ilvl="3">
-      <w:start w:val="1"/>
-      <w:numFmt w:val="lowerLetter"/>
-      <w:lvlText w:val="%4)"/>
-      <w:lvlJc w:val="left"/>
-      <w:pPr>
-        <w:ind w:left="2880" w:hanging="480"/>
-      </w:pPr>
-    </w:lvl>
-    <w:lvl w:ilvl="4">
-      <w:start w:val="1"/>
-      <w:numFmt w:val="lowerLetter"/>
-      <w:lvlText w:val="%5)"/>
-      <w:lvlJc w:val="left"/>
-      <w:pPr>
-        <w:ind w:left="3600" w:hanging="480"/>
-      </w:pPr>
-    </w:lvl>
-    <w:lvl w:ilvl="5">
-      <w:start w:val="1"/>
-      <w:numFmt w:val="lowerLetter"/>
-      <w:lvlText w:val="%6)"/>
-      <w:lvlJc w:val="left"/>
-      <w:pPr>
-        <w:ind w:left="4320" w:hanging="480"/>
-      </w:pPr>
-    </w:lvl>
-    <w:lvl w:ilvl="6">
-      <w:start w:val="1"/>
-      <w:numFmt w:val="lowerLetter"/>
-      <w:lvlText w:val="%7)"/>
-      <w:lvlJc w:val="left"/>
-      <w:pPr>
-        <w:ind w:left="5040" w:hanging="480"/>
-      </w:pPr>
-    </w:lvl>
-    <w:lvl w:ilvl="7">
-      <w:start w:val="1"/>
-      <w:numFmt w:val="lowerLetter"/>
-      <w:lvlText w:val="%8)"/>
-      <w:lvlJc w:val="left"/>
-      <w:pPr>
-        <w:ind w:left="5760" w:hanging="480"/>
-      </w:pPr>
-    </w:lvl>
-    <w:lvl w:ilvl="8">
-      <w:start w:val="1"/>
-      <w:numFmt w:val="lowerLetter"/>
-      <w:lvlText w:val="%9)"/>
-      <w:lvlJc w:val="left"/>
-      <w:pPr>
-        <w:ind w:left="6480" w:hanging="480"/>
-      </w:pPr>
-    </w:lvl>
-  </w:abstractNum>
   <w:abstractNum w:abstractNumId="991">
     <w:nsid w:val="A991"/>
     <w:multiLevelType w:val="multilevel"/>
@@ -4103,94 +3944,13 @@
     <w:abstractNumId w:val="990"/>
   </w:num>
   <w:num w:numId="1001">
-    <w:abstractNumId w:val="99721"/>
-    <w:lvlOverride w:ilvl="0">
-      <w:startOverride w:val="1"/>
-    </w:lvlOverride>
-    <w:lvlOverride w:ilvl="1">
-      <w:startOverride w:val="1"/>
-    </w:lvlOverride>
-    <w:lvlOverride w:ilvl="2">
-      <w:startOverride w:val="1"/>
-    </w:lvlOverride>
-    <w:lvlOverride w:ilvl="3">
-      <w:startOverride w:val="1"/>
-    </w:lvlOverride>
-    <w:lvlOverride w:ilvl="4">
-      <w:startOverride w:val="1"/>
-    </w:lvlOverride>
-    <w:lvlOverride w:ilvl="5">
-      <w:startOverride w:val="1"/>
-    </w:lvlOverride>
-    <w:lvlOverride w:ilvl="6">
-      <w:startOverride w:val="1"/>
-    </w:lvlOverride>
-    <w:lvlOverride w:ilvl="7">
-      <w:startOverride w:val="1"/>
-    </w:lvlOverride>
-    <w:lvlOverride w:ilvl="8">
-      <w:startOverride w:val="1"/>
-    </w:lvlOverride>
+    <w:abstractNumId w:val="991"/>
   </w:num>
   <w:num w:numId="1002">
-    <w:abstractNumId w:val="99721"/>
-    <w:lvlOverride w:ilvl="0">
-      <w:startOverride w:val="1"/>
-    </w:lvlOverride>
-    <w:lvlOverride w:ilvl="1">
-      <w:startOverride w:val="1"/>
-    </w:lvlOverride>
-    <w:lvlOverride w:ilvl="2">
-      <w:startOverride w:val="1"/>
-    </w:lvlOverride>
-    <w:lvlOverride w:ilvl="3">
-      <w:startOverride w:val="1"/>
-    </w:lvlOverride>
-    <w:lvlOverride w:ilvl="4">
-      <w:startOverride w:val="1"/>
-    </w:lvlOverride>
-    <w:lvlOverride w:ilvl="5">
-      <w:startOverride w:val="1"/>
-    </w:lvlOverride>
-    <w:lvlOverride w:ilvl="6">
-      <w:startOverride w:val="1"/>
-    </w:lvlOverride>
-    <w:lvlOverride w:ilvl="7">
-      <w:startOverride w:val="1"/>
-    </w:lvlOverride>
-    <w:lvlOverride w:ilvl="8">
-      <w:startOverride w:val="1"/>
-    </w:lvlOverride>
+    <w:abstractNumId w:val="991"/>
   </w:num>
   <w:num w:numId="1003">
-    <w:abstractNumId w:val="99721"/>
-    <w:lvlOverride w:ilvl="0">
-      <w:startOverride w:val="1"/>
-    </w:lvlOverride>
-    <w:lvlOverride w:ilvl="1">
-      <w:startOverride w:val="1"/>
-    </w:lvlOverride>
-    <w:lvlOverride w:ilvl="2">
-      <w:startOverride w:val="1"/>
-    </w:lvlOverride>
-    <w:lvlOverride w:ilvl="3">
-      <w:startOverride w:val="1"/>
-    </w:lvlOverride>
-    <w:lvlOverride w:ilvl="4">
-      <w:startOverride w:val="1"/>
-    </w:lvlOverride>
-    <w:lvlOverride w:ilvl="5">
-      <w:startOverride w:val="1"/>
-    </w:lvlOverride>
-    <w:lvlOverride w:ilvl="6">
-      <w:startOverride w:val="1"/>
-    </w:lvlOverride>
-    <w:lvlOverride w:ilvl="7">
-      <w:startOverride w:val="1"/>
-    </w:lvlOverride>
-    <w:lvlOverride w:ilvl="8">
-      <w:startOverride w:val="1"/>
-    </w:lvlOverride>
+    <w:abstractNumId w:val="991"/>
   </w:num>
   <w:num w:numId="1004">
     <w:abstractNumId w:val="991"/>
@@ -4205,45 +3965,6 @@
     <w:abstractNumId w:val="991"/>
   </w:num>
   <w:num w:numId="1008">
-    <w:abstractNumId w:val="991"/>
-  </w:num>
-  <w:num w:numId="1009">
-    <w:abstractNumId w:val="991"/>
-  </w:num>
-  <w:num w:numId="1010">
-    <w:abstractNumId w:val="99721"/>
-    <w:lvlOverride w:ilvl="0">
-      <w:startOverride w:val="1"/>
-    </w:lvlOverride>
-    <w:lvlOverride w:ilvl="1">
-      <w:startOverride w:val="1"/>
-    </w:lvlOverride>
-    <w:lvlOverride w:ilvl="2">
-      <w:startOverride w:val="1"/>
-    </w:lvlOverride>
-    <w:lvlOverride w:ilvl="3">
-      <w:startOverride w:val="1"/>
-    </w:lvlOverride>
-    <w:lvlOverride w:ilvl="4">
-      <w:startOverride w:val="1"/>
-    </w:lvlOverride>
-    <w:lvlOverride w:ilvl="5">
-      <w:startOverride w:val="1"/>
-    </w:lvlOverride>
-    <w:lvlOverride w:ilvl="6">
-      <w:startOverride w:val="1"/>
-    </w:lvlOverride>
-    <w:lvlOverride w:ilvl="7">
-      <w:startOverride w:val="1"/>
-    </w:lvlOverride>
-    <w:lvlOverride w:ilvl="8">
-      <w:startOverride w:val="1"/>
-    </w:lvlOverride>
-  </w:num>
-  <w:num w:numId="1011">
-    <w:abstractNumId w:val="991"/>
-  </w:num>
-  <w:num w:numId="1012">
     <w:abstractNumId w:val="991"/>
   </w:num>
 </w:numbering>
